--- a/docs/forgotten-felines/published-policies/cat-relinquishment-policy.docx
+++ b/docs/forgotten-felines/published-policies/cat-relinquishment-policy.docx
@@ -4,117 +4,439 @@
   <w:body>
     <w:p>
       <w:pPr>
-        <w:shd w:val="clear" w:color="auto" w:fill="05A44E"/>
-        <w:spacing w:before="0" w:after="0"/>
+        <w:pStyle w:val="Heading1"/>
+      </w:pPr>
+      <w:r>
+        <w:t>Cat Relinquishment Policy</w:t>
+      </w:r>
+    </w:p>
+    <w:p>
+      <w:r>
+        <w:rPr>
+          <w:b/>
+        </w:rPr>
+        <w:t>Forgotten Felines Cat Rescue — Charity No. 1181190</w:t>
+      </w:r>
+    </w:p>
+    <w:p>
+      <w:r>
+        <w:rPr>
+          <w:b/>
+        </w:rPr>
+        <w:t>Version:</w:t>
+      </w:r>
+      <w:r>
+        <w:t xml:space="preserve"> 2.0 </w:t>
+      </w:r>
+      <w:r>
+        <w:rPr>
+          <w:b/>
+        </w:rPr>
+        <w:t>Last Reviewed:</w:t>
+      </w:r>
+      <w:r>
+        <w:t xml:space="preserve"> 2026-04-14 </w:t>
+      </w:r>
+      <w:r>
+        <w:rPr>
+          <w:b/>
+        </w:rPr>
+        <w:t>Next Review Due:</w:t>
+      </w:r>
+      <w:r>
+        <w:t xml:space="preserve"> 2027-04-14 </w:t>
+      </w:r>
+      <w:r>
+        <w:rPr>
+          <w:b/>
+        </w:rPr>
+        <w:t>Approved by:</w:t>
+      </w:r>
+      <w:r>
+        <w:t xml:space="preserve"> _[Founder/Trustee — to be signed]_ </w:t>
+      </w:r>
+      <w:r>
+        <w:rPr>
+          <w:b/>
+        </w:rPr>
+        <w:t>Approval Date:</w:t>
+      </w:r>
+      <w:r>
+        <w:t xml:space="preserve"> _[to be signed]_</w:t>
+      </w:r>
+    </w:p>
+    <w:p>
+      <w:r>
+        <w:rPr>
+          <w:i/>
+        </w:rPr>
+        <w:t>________________________________________</w:t>
+      </w:r>
+    </w:p>
+    <w:p>
+      <w:pPr>
+        <w:pStyle w:val="Heading2"/>
+      </w:pPr>
+      <w:r>
+        <w:t>1. Purpose</w:t>
+      </w:r>
+    </w:p>
+    <w:p>
+      <w:r>
+        <w:t>This policy sets the process by which Forgotten Felines accepts cats into its care. It covers strays, surrendered cats, and feral cats, and it sits alongside the Cat Intake and Medical Care Policy (which sets the clinical intake procedure once a cat has been accepted).</w:t>
+      </w:r>
+    </w:p>
+    <w:p>
+      <w:r>
+        <w:rPr>
+          <w:i/>
+        </w:rPr>
+        <w:t>________________________________________</w:t>
+      </w:r>
+    </w:p>
+    <w:p>
+      <w:pPr>
+        <w:pStyle w:val="Heading2"/>
+      </w:pPr>
+      <w:r>
+        <w:t>2. Stray Cats</w:t>
+      </w:r>
+    </w:p>
+    <w:p>
+      <w:r>
+        <w:t>Before accepting a stray cat into care, all reasonable steps will be taken to determine whether the cat has an owner. These steps include:</w:t>
+      </w:r>
+    </w:p>
+    <w:p>
+      <w:pPr>
+        <w:pStyle w:val="ListBullet"/>
       </w:pPr>
       <w:r>
         <w:rPr>
           <w:b/>
-          <w:color w:val="FFFFFF"/>
-          <w:sz w:val="17"/>
         </w:rPr>
-        <w:t>POLICY DOCUMENT</w:t>
+        <w:t>Scanning for a microchip</w:t>
+      </w:r>
+      <w:r>
+        <w:t xml:space="preserve"> using an ISO-compliant scanner (at the foster home on intake, or at the first vet visit within 72 hours)</w:t>
       </w:r>
     </w:p>
     <w:p>
       <w:pPr>
-        <w:shd w:val="clear" w:color="auto" w:fill="05A44E"/>
-        <w:spacing w:before="0" w:after="240"/>
+        <w:pStyle w:val="ListBullet"/>
+      </w:pPr>
+      <w:r>
+        <w:t>If a chip is found, contacting the relevant UK microchip database to attempt owner trace in line with section 149 of the Environmental Protection Act 1990</w:t>
+      </w:r>
+    </w:p>
+    <w:p>
+      <w:pPr>
+        <w:pStyle w:val="ListBullet"/>
+      </w:pPr>
+      <w:r>
+        <w:t>Advertising the found cat on social media platforms</w:t>
+      </w:r>
+    </w:p>
+    <w:p>
+      <w:pPr>
+        <w:pStyle w:val="ListBullet"/>
+      </w:pPr>
+      <w:r>
+        <w:t>Distributing leaflets in the local area if possible</w:t>
+      </w:r>
+    </w:p>
+    <w:p>
+      <w:pPr>
+        <w:pStyle w:val="ListBullet"/>
+      </w:pPr>
+      <w:r>
+        <w:t>Displaying posters in prominent locations if possible</w:t>
+      </w:r>
+    </w:p>
+    <w:p>
+      <w:pPr>
+        <w:pStyle w:val="ListBullet"/>
+      </w:pPr>
+      <w:r>
+        <w:t>Listing the cat on lost and found pet websites</w:t>
+      </w:r>
+    </w:p>
+    <w:p>
+      <w:pPr>
+        <w:pStyle w:val="ListBullet"/>
+      </w:pPr>
+      <w:r>
+        <w:t>Using a paper collar to identify potential ownership</w:t>
+      </w:r>
+    </w:p>
+    <w:p>
+      <w:pPr>
+        <w:pStyle w:val="ListBullet"/>
+      </w:pPr>
+      <w:r>
+        <w:t>Encouraging the finder to make enquiries locally, including knocking on doors and speaking with neighbours</w:t>
+      </w:r>
+    </w:p>
+    <w:p>
+      <w:r>
+        <w:t>Stray cats will only be made available for rehoming after:</w:t>
+      </w:r>
+    </w:p>
+    <w:p>
+      <w:pPr>
+        <w:pStyle w:val="ListBullet"/>
+      </w:pPr>
+      <w:r>
+        <w:t xml:space="preserve">A minimum holding period of </w:t>
+      </w:r>
+      <w:r>
+        <w:rPr>
+          <w:b/>
+        </w:rPr>
+        <w:t>7 days</w:t>
+      </w:r>
+      <w:r>
+        <w:t xml:space="preserve"> in our care has elapsed</w:t>
+      </w:r>
+    </w:p>
+    <w:p>
+      <w:pPr>
+        <w:pStyle w:val="ListBullet"/>
+      </w:pPr>
+      <w:r>
+        <w:t>The cat has undergone a veterinary health check (as soon as possible and within 72 hours of intake, per the Cat Intake and Medical Care Policy)</w:t>
+      </w:r>
+    </w:p>
+    <w:p>
+      <w:pPr>
+        <w:pStyle w:val="ListBullet"/>
+      </w:pPr>
+      <w:r>
+        <w:t>The cat has been microchipped and registered to Forgotten Felines as keeper, neutered, and vaccinated, unless otherwise advised by a veterinary professional</w:t>
+      </w:r>
+    </w:p>
+    <w:p>
+      <w:pPr>
+        <w:pStyle w:val="Heading3"/>
+      </w:pPr>
+      <w:r>
+        <w:t>2.1 Unregistered or unreachable microchip</w:t>
+      </w:r>
+    </w:p>
+    <w:p>
+      <w:r>
+        <w:t xml:space="preserve">If a cat has a microchip where the original owner cannot be contacted, or the microchip has not been registered, the cat will not be rehomed for </w:t>
+      </w:r>
+      <w:r>
+        <w:rPr>
+          <w:b/>
+        </w:rPr>
+        <w:t>28 days</w:t>
+      </w:r>
+      <w:r>
+        <w:t>. During this period Forgotten Felines continues reasonable trace attempts: contacting the microchip database, vets, local rescues, and social media.</w:t>
+      </w:r>
+    </w:p>
+    <w:p>
+      <w:r>
+        <w:rPr>
+          <w:i/>
+        </w:rPr>
+        <w:t>________________________________________</w:t>
+      </w:r>
+    </w:p>
+    <w:p>
+      <w:pPr>
+        <w:pStyle w:val="Heading2"/>
+      </w:pPr>
+      <w:r>
+        <w:t>3. Surrendered Cats</w:t>
+      </w:r>
+    </w:p>
+    <w:p>
+      <w:r>
+        <w:t>If a cat is surrendered to Forgotten Felines, the relevant surrender form passing ownership to Forgotten Felines must be completed by the current owner. The form must be passed to a Trustee and retained in line with the Data Retention Policy.</w:t>
+      </w:r>
+    </w:p>
+    <w:p>
+      <w:r>
+        <w:t>The receiving fosterer records the intake on the cat's individual record and the Cat Intake and Medical Care Policy intake procedure applies from that point.</w:t>
+      </w:r>
+    </w:p>
+    <w:p>
+      <w:r>
+        <w:rPr>
+          <w:i/>
+        </w:rPr>
+        <w:t>________________________________________</w:t>
+      </w:r>
+    </w:p>
+    <w:p>
+      <w:pPr>
+        <w:pStyle w:val="Heading2"/>
+      </w:pPr>
+      <w:r>
+        <w:t>4. Feral Cats (Standards 49, 50)</w:t>
+      </w:r>
+    </w:p>
+    <w:p>
+      <w:r>
+        <w:t>Adult feral cats are not suitable as companion animals and Forgotten Felines does not attempt to socialise them.</w:t>
+      </w:r>
+    </w:p>
+    <w:p>
+      <w:pPr>
+        <w:pStyle w:val="ListBullet"/>
       </w:pPr>
       <w:r>
         <w:rPr>
-          <w:color w:val="FFFFFF"/>
-          <w:sz w:val="44"/>
+          <w:b/>
         </w:rPr>
-        <w:t>Cat Relinquishment Policy</w:t>
+        <w:t>Trap-neuter-return (TNR):</w:t>
+      </w:r>
+      <w:r>
+        <w:t xml:space="preserve"> where an adult feral cat is trapped (by Forgotten Felines or a partner), the cat is taken directly to a nominated vet for examination, neutering, ear-tipping (for neuter identification from a distance), any necessary immediate veterinary care, and release to a suitable environment as soon as possible.</w:t>
+      </w:r>
+    </w:p>
+    <w:p>
+      <w:pPr>
+        <w:pStyle w:val="ListBullet"/>
+      </w:pPr>
+      <w:r>
+        <w:rPr>
+          <w:b/>
+        </w:rPr>
+        <w:t>Confinement limit:</w:t>
+      </w:r>
+      <w:r>
+        <w:t xml:space="preserve"> an adult feral cat must not be kept in confinement any longer than necessary, and never for </w:t>
+      </w:r>
+      <w:r>
+        <w:rPr>
+          <w:b/>
+        </w:rPr>
+        <w:t>more than 48 hours</w:t>
+      </w:r>
+      <w:r>
+        <w:t xml:space="preserve"> unless immediate veterinary intervention is required. The 48-hour limit is absolute.</w:t>
+      </w:r>
+    </w:p>
+    <w:p>
+      <w:pPr>
+        <w:pStyle w:val="ListBullet"/>
+      </w:pPr>
+      <w:r>
+        <w:rPr>
+          <w:b/>
+        </w:rPr>
+        <w:t>No socialisation attempts:</w:t>
+      </w:r>
+      <w:r>
+        <w:t xml:space="preserve"> no attempt is made to socialise an adult feral cat or any kitten that is consistently fearful or distressed in the presence of humans.</w:t>
+      </w:r>
+    </w:p>
+    <w:p>
+      <w:pPr>
+        <w:pStyle w:val="ListBullet"/>
+      </w:pPr>
+      <w:r>
+        <w:rPr>
+          <w:b/>
+        </w:rPr>
+        <w:t>Socialisable kittens:</w:t>
+      </w:r>
+      <w:r>
+        <w:t xml:space="preserve"> kittens born from feral adults may be suitable for rehoming if socialised between 2 and 7–8 weeks of age. These kittens enter Forgotten Felines' standard fostering pathway and the Cat Intake and Medical Care Policy applies.</w:t>
+      </w:r>
+    </w:p>
+    <w:p>
+      <w:pPr>
+        <w:pStyle w:val="ListBullet"/>
+      </w:pPr>
+      <w:r>
+        <w:rPr>
+          <w:b/>
+        </w:rPr>
+        <w:t>Release location:</w:t>
+      </w:r>
+      <w:r>
+        <w:t xml:space="preserve"> ferals are released to a suitable environment — ideally the location they were trapped from, or an approved alternative where welfare can be maintained.</w:t>
+      </w:r>
+    </w:p>
+    <w:p>
+      <w:pPr>
+        <w:pStyle w:val="ListBullet"/>
+      </w:pPr>
+      <w:r>
+        <w:rPr>
+          <w:b/>
+        </w:rPr>
+        <w:t>Records:</w:t>
+      </w:r>
+      <w:r>
+        <w:t xml:space="preserve"> the Fostering Coordinator records intake date, veterinary action, ear-tip, and release date/location on the cat's individual record.</w:t>
+      </w:r>
+    </w:p>
+    <w:p>
+      <w:r>
+        <w:rPr>
+          <w:i/>
+        </w:rPr>
+        <w:t>________________________________________</w:t>
+      </w:r>
+    </w:p>
+    <w:p>
+      <w:pPr>
+        <w:pStyle w:val="Heading2"/>
+      </w:pPr>
+      <w:r>
+        <w:t>5. Responsibilities</w:t>
       </w:r>
     </w:p>
     <w:tbl>
       <w:tblPr>
-        <w:tblStyle w:val="TableGrid"/>
+        <w:tblStyle w:val="LightGrid-Accent1"/>
         <w:tblW w:type="auto" w:w="0"/>
         <w:tblLook w:firstColumn="1" w:firstRow="1" w:lastColumn="0" w:lastRow="0" w:noHBand="0" w:noVBand="1" w:val="04A0"/>
       </w:tblPr>
       <w:tblGrid>
-        <w:gridCol w:w="2268"/>
-        <w:gridCol w:w="2268"/>
-        <w:gridCol w:w="2268"/>
-        <w:gridCol w:w="2268"/>
+        <w:gridCol w:w="4320"/>
+        <w:gridCol w:w="4320"/>
       </w:tblGrid>
       <w:tr>
         <w:tc>
           <w:tcPr>
-            <w:tcW w:type="dxa" w:w="2268"/>
-            <w:shd w:val="clear" w:color="auto" w:fill="E6F8EF"/>
+            <w:tcW w:type="dxa" w:w="4320"/>
           </w:tcPr>
           <w:p>
-            <w:pPr>
-              <w:spacing w:before="60" w:after="60"/>
-            </w:pPr>
             <w:r>
               <w:rPr>
                 <w:b/>
-                <w:color w:val="037A3A"/>
-                <w:sz w:val="19"/>
               </w:rPr>
-              <w:t>Policy Number</w:t>
+            </w:r>
+            <w:r>
+              <w:rPr>
+                <w:b/>
+              </w:rPr>
+              <w:t>Role</w:t>
             </w:r>
           </w:p>
         </w:tc>
         <w:tc>
           <w:tcPr>
-            <w:tcW w:type="dxa" w:w="2268"/>
-            <w:shd w:val="clear" w:color="auto" w:fill="FFFFFF"/>
+            <w:tcW w:type="dxa" w:w="4320"/>
           </w:tcPr>
           <w:p>
-            <w:pPr>
-              <w:spacing w:before="60" w:after="60"/>
-            </w:pPr>
-            <w:r>
-              <w:rPr>
-                <w:b w:val="0"/>
-                <w:color w:val="111827"/>
-                <w:sz w:val="19"/>
-              </w:rPr>
-              <w:t>FF-AC-005</w:t>
-            </w:r>
-          </w:p>
-        </w:tc>
-        <w:tc>
-          <w:tcPr>
-            <w:tcW w:type="dxa" w:w="2268"/>
-            <w:shd w:val="clear" w:color="auto" w:fill="E6F8EF"/>
-          </w:tcPr>
-          <w:p>
-            <w:pPr>
-              <w:spacing w:before="60" w:after="60"/>
-            </w:pPr>
             <w:r>
               <w:rPr>
                 <w:b/>
-                <w:color w:val="037A3A"/>
-                <w:sz w:val="19"/>
               </w:rPr>
-              <w:t>Category</w:t>
             </w:r>
-          </w:p>
-        </w:tc>
-        <w:tc>
-          <w:tcPr>
-            <w:tcW w:type="dxa" w:w="2268"/>
-            <w:shd w:val="clear" w:color="auto" w:fill="FFFFFF"/>
-          </w:tcPr>
-          <w:p>
-            <w:pPr>
-              <w:spacing w:before="60" w:after="60"/>
-            </w:pPr>
             <w:r>
               <w:rPr>
-                <w:b w:val="0"/>
-                <w:color w:val="111827"/>
-                <w:sz w:val="19"/>
+                <w:b/>
               </w:rPr>
-              <w:t>Animal Care</w:t>
+              <w:t>Responsibilities</w:t>
             </w:r>
           </w:p>
         </w:tc>
@@ -122,77 +444,26 @@
       <w:tr>
         <w:tc>
           <w:tcPr>
-            <w:tcW w:type="dxa" w:w="2268"/>
-            <w:shd w:val="clear" w:color="auto" w:fill="C2EDD6"/>
+            <w:tcW w:type="dxa" w:w="4320"/>
           </w:tcPr>
           <w:p>
-            <w:pPr>
-              <w:spacing w:before="60" w:after="60"/>
-            </w:pPr>
+            <w:r/>
             <w:r>
               <w:rPr>
                 <w:b/>
-                <w:color w:val="037A3A"/>
-                <w:sz w:val="19"/>
               </w:rPr>
-              <w:t>Version</w:t>
+              <w:t>Cat Intake Lead</w:t>
             </w:r>
           </w:p>
         </w:tc>
         <w:tc>
           <w:tcPr>
-            <w:tcW w:type="dxa" w:w="2268"/>
-            <w:shd w:val="clear" w:color="auto" w:fill="FFFFFF"/>
+            <w:tcW w:type="dxa" w:w="4320"/>
           </w:tcPr>
           <w:p>
-            <w:pPr>
-              <w:spacing w:before="60" w:after="60"/>
-            </w:pPr>
+            <w:r/>
             <w:r>
-              <w:rPr>
-                <w:b w:val="0"/>
-                <w:color w:val="111827"/>
-                <w:sz w:val="19"/>
-              </w:rPr>
-              <w:t>1.0</w:t>
-            </w:r>
-          </w:p>
-        </w:tc>
-        <w:tc>
-          <w:tcPr>
-            <w:tcW w:type="dxa" w:w="2268"/>
-            <w:shd w:val="clear" w:color="auto" w:fill="C2EDD6"/>
-          </w:tcPr>
-          <w:p>
-            <w:pPr>
-              <w:spacing w:before="60" w:after="60"/>
-            </w:pPr>
-            <w:r>
-              <w:rPr>
-                <w:b/>
-                <w:color w:val="037A3A"/>
-                <w:sz w:val="19"/>
-              </w:rPr>
-              <w:t>Status</w:t>
-            </w:r>
-          </w:p>
-        </w:tc>
-        <w:tc>
-          <w:tcPr>
-            <w:tcW w:type="dxa" w:w="2268"/>
-            <w:shd w:val="clear" w:color="auto" w:fill="FFFFFF"/>
-          </w:tcPr>
-          <w:p>
-            <w:pPr>
-              <w:spacing w:before="60" w:after="60"/>
-            </w:pPr>
-            <w:r>
-              <w:rPr>
-                <w:b w:val="0"/>
-                <w:color w:val="111827"/>
-                <w:sz w:val="19"/>
-              </w:rPr>
-              <w:t>Active</w:t>
+              <w:t>Decides whether to accept a cat into care; completes surrender paperwork</w:t>
             </w:r>
           </w:p>
         </w:tc>
@@ -200,77 +471,26 @@
       <w:tr>
         <w:tc>
           <w:tcPr>
-            <w:tcW w:type="dxa" w:w="2268"/>
-            <w:shd w:val="clear" w:color="auto" w:fill="E6F8EF"/>
+            <w:tcW w:type="dxa" w:w="4320"/>
           </w:tcPr>
           <w:p>
-            <w:pPr>
-              <w:spacing w:before="60" w:after="60"/>
-            </w:pPr>
+            <w:r/>
             <w:r>
               <w:rPr>
                 <w:b/>
-                <w:color w:val="037A3A"/>
-                <w:sz w:val="19"/>
               </w:rPr>
-              <w:t>Date Adopted</w:t>
+              <w:t>Fostering Coordinator</w:t>
             </w:r>
           </w:p>
         </w:tc>
         <w:tc>
           <w:tcPr>
-            <w:tcW w:type="dxa" w:w="2268"/>
-            <w:shd w:val="clear" w:color="auto" w:fill="FFFFFF"/>
+            <w:tcW w:type="dxa" w:w="4320"/>
           </w:tcPr>
           <w:p>
-            <w:pPr>
-              <w:spacing w:before="60" w:after="60"/>
-            </w:pPr>
+            <w:r/>
             <w:r>
-              <w:rPr>
-                <w:b w:val="0"/>
-                <w:color w:val="111827"/>
-                <w:sz w:val="19"/>
-              </w:rPr>
-              <w:t>[DD Month YYYY]</w:t>
-            </w:r>
-          </w:p>
-        </w:tc>
-        <w:tc>
-          <w:tcPr>
-            <w:tcW w:type="dxa" w:w="2268"/>
-            <w:shd w:val="clear" w:color="auto" w:fill="E6F8EF"/>
-          </w:tcPr>
-          <w:p>
-            <w:pPr>
-              <w:spacing w:before="60" w:after="60"/>
-            </w:pPr>
-            <w:r>
-              <w:rPr>
-                <w:b/>
-                <w:color w:val="037A3A"/>
-                <w:sz w:val="19"/>
-              </w:rPr>
-              <w:t>Next Review Date</w:t>
-            </w:r>
-          </w:p>
-        </w:tc>
-        <w:tc>
-          <w:tcPr>
-            <w:tcW w:type="dxa" w:w="2268"/>
-            <w:shd w:val="clear" w:color="auto" w:fill="FFFFFF"/>
-          </w:tcPr>
-          <w:p>
-            <w:pPr>
-              <w:spacing w:before="60" w:after="60"/>
-            </w:pPr>
-            <w:r>
-              <w:rPr>
-                <w:b w:val="0"/>
-                <w:color w:val="111827"/>
-                <w:sz w:val="19"/>
-              </w:rPr>
-              <w:t>Annually</w:t>
+              <w:t>Arranges placement; maintains per-cat record from intake onward</w:t>
             </w:r>
           </w:p>
         </w:tc>
@@ -278,37 +498,67 @@
       <w:tr>
         <w:tc>
           <w:tcPr>
-            <w:tcW w:type="dxa" w:w="2268"/>
-            <w:shd w:val="clear" w:color="auto" w:fill="C2EDD6"/>
+            <w:tcW w:type="dxa" w:w="4320"/>
           </w:tcPr>
           <w:p>
-            <w:pPr>
-              <w:spacing w:before="60" w:after="60"/>
-            </w:pPr>
+            <w:r/>
             <w:r>
               <w:rPr>
                 <w:b/>
-                <w:color w:val="037A3A"/>
-                <w:sz w:val="19"/>
               </w:rPr>
-              <w:t>Approved By</w:t>
+              <w:t>Fosterer</w:t>
             </w:r>
           </w:p>
         </w:tc>
         <w:tc>
           <w:tcPr>
-            <w:tcW w:type="dxa" w:w="2268"/>
-            <w:shd w:val="clear" w:color="auto" w:fill="FFFFFF"/>
+            <w:tcW w:type="dxa" w:w="4320"/>
           </w:tcPr>
           <w:p>
-            <w:pPr>
-              <w:spacing w:before="60" w:after="60"/>
-            </w:pPr>
+            <w:r/>
+            <w:r>
+              <w:t>Carries out intake procedure under the Cat Intake and Medical Care Policy</w:t>
+            </w:r>
+          </w:p>
+        </w:tc>
+      </w:tr>
+      <w:tr>
+        <w:tc>
+          <w:tcPr>
+            <w:tcW w:type="dxa" w:w="4320"/>
+          </w:tcPr>
+          <w:p>
+            <w:r/>
             <w:r>
               <w:rPr>
-                <w:b w:val="0"/>
-                <w:color w:val="111827"/>
-                <w:sz w:val="19"/>
+                <w:b/>
+              </w:rPr>
+              <w:t>Vet Liaison</w:t>
+            </w:r>
+          </w:p>
+        </w:tc>
+        <w:tc>
+          <w:tcPr>
+            <w:tcW w:type="dxa" w:w="4320"/>
+          </w:tcPr>
+          <w:p>
+            <w:r/>
+            <w:r>
+              <w:t>Coordinates TNR veterinary appointments for feral cats</w:t>
+            </w:r>
+          </w:p>
+        </w:tc>
+      </w:tr>
+      <w:tr>
+        <w:tc>
+          <w:tcPr>
+            <w:tcW w:type="dxa" w:w="4320"/>
+          </w:tcPr>
+          <w:p>
+            <w:r/>
+            <w:r>
+              <w:rPr>
+                <w:b/>
               </w:rPr>
               <w:t>Trustees</w:t>
             </w:r>
@@ -316,1131 +566,113 @@
         </w:tc>
         <w:tc>
           <w:tcPr>
-            <w:tcW w:type="dxa" w:w="2268"/>
-            <w:shd w:val="clear" w:color="auto" w:fill="C2EDD6"/>
+            <w:tcW w:type="dxa" w:w="4320"/>
           </w:tcPr>
           <w:p>
-            <w:pPr>
-              <w:spacing w:before="60" w:after="60"/>
-            </w:pPr>
+            <w:r/>
             <w:r>
-              <w:rPr>
-                <w:b/>
-                <w:color w:val="037A3A"/>
-                <w:sz w:val="19"/>
-              </w:rPr>
-              <w:t>Applies To</w:t>
-            </w:r>
-          </w:p>
-        </w:tc>
-        <w:tc>
-          <w:tcPr>
-            <w:tcW w:type="dxa" w:w="2268"/>
-            <w:shd w:val="clear" w:color="auto" w:fill="FFFFFF"/>
-          </w:tcPr>
-          <w:p>
-            <w:pPr>
-              <w:spacing w:before="60" w:after="60"/>
-            </w:pPr>
-            <w:r>
-              <w:rPr>
-                <w:b w:val="0"/>
-                <w:color w:val="111827"/>
-                <w:sz w:val="19"/>
-              </w:rPr>
-              <w:t>All Volunteers &amp; Trustees</w:t>
+              <w:t>Hold signed surrender forms; authorise edge cases</w:t>
             </w:r>
           </w:p>
         </w:tc>
       </w:tr>
     </w:tbl>
-    <w:p/>
     <w:p>
-      <w:pPr>
-        <w:spacing w:before="280" w:after="120"/>
-        <w:pBdr>
-          <w:bottom w:val="single" w:sz="6" w:space="2" w:color="C2EDD6"/>
-        </w:pBdr>
-      </w:pPr>
       <w:r>
         <w:rPr>
-          <w:b/>
-          <w:color w:val="FFFFFF"/>
-          <w:sz w:val="20"/>
-          <w:shd w:val="clear" w:color="auto" w:fill="05A44E"/>
+          <w:i/>
         </w:rPr>
-        <w:t xml:space="preserve"> 1 </w:t>
-      </w:r>
-      <w:r>
-        <w:t xml:space="preserve">  </w:t>
-      </w:r>
-      <w:r>
-        <w:rPr>
-          <w:b/>
-          <w:color w:val="037A3A"/>
-          <w:sz w:val="26"/>
-        </w:rPr>
-        <w:t>Stray Cats</w:t>
+        <w:t>________________________________________</w:t>
       </w:r>
     </w:p>
     <w:p>
       <w:pPr>
-        <w:spacing w:before="0" w:after="120"/>
+        <w:pStyle w:val="Heading2"/>
       </w:pPr>
       <w:r>
-        <w:rPr>
-          <w:sz w:val="22"/>
-        </w:rPr>
-        <w:t>Before accepting a stray cat into our care, all reasonable steps will be taken to determine whether the cat has an owner. These steps include:</w:t>
+        <w:t>6. Related Documents</w:t>
       </w:r>
     </w:p>
     <w:p>
       <w:pPr>
         <w:pStyle w:val="ListBullet"/>
-        <w:spacing w:before="0" w:after="60"/>
       </w:pPr>
       <w:r>
-        <w:rPr>
-          <w:sz w:val="22"/>
-        </w:rPr>
-        <w:t>Checking for a microchip</w:t>
+        <w:t>Cat Intake and Medical Care Policy</w:t>
       </w:r>
     </w:p>
     <w:p>
       <w:pPr>
         <w:pStyle w:val="ListBullet"/>
-        <w:spacing w:before="0" w:after="60"/>
       </w:pPr>
       <w:r>
-        <w:rPr>
-          <w:sz w:val="22"/>
-        </w:rPr>
-        <w:t>Advertising the found cat on social media platforms</w:t>
+        <w:t>Fostering Policy</w:t>
       </w:r>
     </w:p>
     <w:p>
       <w:pPr>
         <w:pStyle w:val="ListBullet"/>
-        <w:spacing w:before="0" w:after="60"/>
       </w:pPr>
       <w:r>
-        <w:rPr>
-          <w:sz w:val="22"/>
-        </w:rPr>
-        <w:t>Distributing leaflets in the local area if possible</w:t>
+        <w:t>Cat Isolation on Arrival Policy</w:t>
       </w:r>
     </w:p>
     <w:p>
       <w:pPr>
         <w:pStyle w:val="ListBullet"/>
-        <w:spacing w:before="0" w:after="60"/>
       </w:pPr>
       <w:r>
-        <w:rPr>
-          <w:sz w:val="22"/>
-        </w:rPr>
-        <w:t>Displaying posters in prominent locations if possible</w:t>
+        <w:t>Cat Fosterer Cleaning Policy</w:t>
       </w:r>
     </w:p>
     <w:p>
       <w:pPr>
         <w:pStyle w:val="ListBullet"/>
-        <w:spacing w:before="0" w:after="60"/>
       </w:pPr>
       <w:r>
-        <w:rPr>
-          <w:sz w:val="22"/>
-        </w:rPr>
-        <w:t>Listing the cat on lost and found pet websites</w:t>
+        <w:t>Named Veterinary Practices Register</w:t>
       </w:r>
     </w:p>
     <w:p>
       <w:pPr>
         <w:pStyle w:val="ListBullet"/>
-        <w:spacing w:before="0" w:after="60"/>
       </w:pPr>
       <w:r>
-        <w:rPr>
-          <w:sz w:val="22"/>
-        </w:rPr>
-        <w:t>Using a paper collar to identify potential ownership</w:t>
+        <w:t>Data Retention Policy</w:t>
       </w:r>
     </w:p>
     <w:p>
       <w:pPr>
         <w:pStyle w:val="ListBullet"/>
-        <w:spacing w:before="0" w:after="60"/>
       </w:pPr>
       <w:r>
-        <w:rPr>
-          <w:sz w:val="22"/>
-        </w:rPr>
-        <w:t>Encouraging the finder to make enquiries locally, including knocking on doors and speaking with neighbours</w:t>
+        <w:t>Roles and Responsibilities Register</w:t>
       </w:r>
     </w:p>
     <w:p>
-      <w:pPr>
-        <w:spacing w:before="0" w:after="120"/>
-      </w:pPr>
       <w:r>
         <w:rPr>
-          <w:sz w:val="22"/>
+          <w:i/>
         </w:rPr>
-        <w:t>Stray cats will only be made available for rehoming after:</w:t>
+        <w:t>________________________________________</w:t>
       </w:r>
     </w:p>
     <w:p>
-      <w:pPr>
-        <w:pStyle w:val="ListBullet"/>
-        <w:spacing w:before="0" w:after="60"/>
-      </w:pPr>
       <w:r>
         <w:rPr>
-          <w:sz w:val="22"/>
+          <w:i/>
         </w:rPr>
-        <w:t xml:space="preserve">A minimum holding period of </w:t>
-      </w:r>
-      <w:r>
-        <w:rPr>
-          <w:b/>
-          <w:sz w:val="22"/>
-        </w:rPr>
-        <w:t>7 days</w:t>
-      </w:r>
-      <w:r>
-        <w:rPr>
-          <w:sz w:val="22"/>
-        </w:rPr>
-        <w:t xml:space="preserve"> in our care has elapsed</w:t>
+        <w:t>This policy is reviewed at least annually, or sooner if ADCH standards, legislation, or operational practice changes.</w:t>
       </w:r>
     </w:p>
-    <w:p>
-      <w:pPr>
-        <w:pStyle w:val="ListBullet"/>
-        <w:spacing w:before="0" w:after="60"/>
-      </w:pPr>
-      <w:r>
-        <w:rPr>
-          <w:sz w:val="22"/>
-        </w:rPr>
-        <w:t>The cat has undergone a veterinary health check</w:t>
-      </w:r>
-    </w:p>
-    <w:p>
-      <w:pPr>
-        <w:pStyle w:val="ListBullet"/>
-        <w:spacing w:before="0" w:after="60"/>
-      </w:pPr>
-      <w:r>
-        <w:rPr>
-          <w:sz w:val="22"/>
-        </w:rPr>
-        <w:t>The cat has been microchipped, neutered, and vaccinated, unless otherwise advised by a veterinary professional</w:t>
-      </w:r>
-    </w:p>
-    <w:p>
-      <w:pPr>
-        <w:spacing w:before="80" w:after="80"/>
-        <w:pBdr>
-          <w:bottom w:val="single" w:sz="6" w:space="1" w:color="C2EDD6"/>
-        </w:pBdr>
-      </w:pPr>
-    </w:p>
-    <w:p>
-      <w:pPr>
-        <w:spacing w:before="280" w:after="120"/>
-        <w:pBdr>
-          <w:bottom w:val="single" w:sz="6" w:space="2" w:color="C2EDD6"/>
-        </w:pBdr>
-      </w:pPr>
-      <w:r>
-        <w:rPr>
-          <w:b/>
-          <w:color w:val="FFFFFF"/>
-          <w:sz w:val="20"/>
-          <w:shd w:val="clear" w:color="auto" w:fill="05A44E"/>
-        </w:rPr>
-        <w:t xml:space="preserve"> 2 </w:t>
-      </w:r>
-      <w:r>
-        <w:t xml:space="preserve">  </w:t>
-      </w:r>
-      <w:r>
-        <w:rPr>
-          <w:b/>
-          <w:color w:val="037A3A"/>
-          <w:sz w:val="26"/>
-        </w:rPr>
-        <w:t>Surrendered Cats</w:t>
-      </w:r>
-    </w:p>
-    <w:p>
-      <w:pPr>
-        <w:spacing w:before="0" w:after="120"/>
-      </w:pPr>
-      <w:r>
-        <w:rPr>
-          <w:sz w:val="22"/>
-        </w:rPr>
-        <w:t>If a cat is surrendered to us, the relevant surrender form passing ownership to Forgotten Felines must be completed by the current owner. This form must be passed to a Trustee.</w:t>
-      </w:r>
-    </w:p>
-    <w:p>
-      <w:pPr>
-        <w:spacing w:before="80" w:after="80"/>
-        <w:pBdr>
-          <w:bottom w:val="single" w:sz="6" w:space="1" w:color="C2EDD6"/>
-        </w:pBdr>
-      </w:pPr>
-    </w:p>
-    <w:p>
-      <w:pPr>
-        <w:spacing w:before="280" w:after="120"/>
-        <w:pBdr>
-          <w:bottom w:val="single" w:sz="6" w:space="2" w:color="C2EDD6"/>
-        </w:pBdr>
-      </w:pPr>
-      <w:r>
-        <w:rPr>
-          <w:b/>
-          <w:color w:val="FFFFFF"/>
-          <w:sz w:val="20"/>
-          <w:shd w:val="clear" w:color="auto" w:fill="05A44E"/>
-        </w:rPr>
-        <w:t xml:space="preserve"> 3 </w:t>
-      </w:r>
-      <w:r>
-        <w:t xml:space="preserve">  </w:t>
-      </w:r>
-      <w:r>
-        <w:rPr>
-          <w:b/>
-          <w:color w:val="037A3A"/>
-          <w:sz w:val="26"/>
-        </w:rPr>
-        <w:t>Note</w:t>
-      </w:r>
-    </w:p>
-    <w:p>
-      <w:pPr>
-        <w:spacing w:before="0" w:after="120"/>
-      </w:pPr>
-      <w:r>
-        <w:rPr>
-          <w:sz w:val="22"/>
-        </w:rPr>
-        <w:t xml:space="preserve">If a cat has a microchip where the original owner cannot be contacted, or the microchip has not been registered, the cat will not be rehomed for </w:t>
-      </w:r>
-      <w:r>
-        <w:rPr>
-          <w:b/>
-          <w:sz w:val="22"/>
-        </w:rPr>
-        <w:t>28 days</w:t>
-      </w:r>
-      <w:r>
-        <w:rPr>
-          <w:sz w:val="22"/>
-        </w:rPr>
-        <w:t>.</w:t>
-      </w:r>
-    </w:p>
-    <w:p>
-      <w:pPr>
-        <w:spacing w:before="80" w:after="80"/>
-        <w:pBdr>
-          <w:bottom w:val="single" w:sz="6" w:space="1" w:color="C2EDD6"/>
-        </w:pBdr>
-      </w:pPr>
-    </w:p>
-    <w:p>
-      <w:pPr>
-        <w:spacing w:before="80" w:after="80"/>
-        <w:pBdr>
-          <w:bottom w:val="single" w:sz="6" w:space="1" w:color="C2EDD6"/>
-        </w:pBdr>
-      </w:pPr>
-    </w:p>
-    <w:p>
-      <w:pPr>
-        <w:spacing w:before="280" w:after="120"/>
-        <w:pBdr>
-          <w:bottom w:val="single" w:sz="6" w:space="2" w:color="C2EDD6"/>
-        </w:pBdr>
-      </w:pPr>
-      <w:r>
-        <w:rPr>
-          <w:b/>
-          <w:color w:val="FFFFFF"/>
-          <w:sz w:val="20"/>
-          <w:shd w:val="clear" w:color="auto" w:fill="05A44E"/>
-        </w:rPr>
-        <w:t xml:space="preserve"> 4 </w:t>
-      </w:r>
-      <w:r>
-        <w:t xml:space="preserve">  </w:t>
-      </w:r>
-      <w:r>
-        <w:rPr>
-          <w:b/>
-          <w:color w:val="037A3A"/>
-          <w:sz w:val="26"/>
-        </w:rPr>
-        <w:t>Review &amp; Approval</w:t>
-      </w:r>
-    </w:p>
-    <w:tbl>
-      <w:tblPr>
-        <w:tblStyle w:val="TableGrid"/>
-        <w:tblW w:type="auto" w:w="0"/>
-        <w:tblLook w:firstColumn="1" w:firstRow="1" w:lastColumn="0" w:lastRow="0" w:noHBand="0" w:noVBand="1" w:val="04A0"/>
-      </w:tblPr>
-      <w:tblGrid>
-        <w:gridCol w:w="2268"/>
-        <w:gridCol w:w="2268"/>
-        <w:gridCol w:w="2268"/>
-        <w:gridCol w:w="2268"/>
-      </w:tblGrid>
-      <w:tr>
-        <w:tc>
-          <w:tcPr>
-            <w:tcW w:type="dxa" w:w="2268"/>
-            <w:shd w:val="clear" w:color="auto" w:fill="05A44E"/>
-          </w:tcPr>
-          <w:p>
-            <w:pPr>
-              <w:spacing w:before="80" w:after="80"/>
-            </w:pPr>
-            <w:r>
-              <w:rPr>
-                <w:b/>
-                <w:color w:val="FFFFFF"/>
-                <w:sz w:val="19"/>
-              </w:rPr>
-              <w:t>Name</w:t>
-            </w:r>
-          </w:p>
-        </w:tc>
-        <w:tc>
-          <w:tcPr>
-            <w:tcW w:type="dxa" w:w="2268"/>
-            <w:shd w:val="clear" w:color="auto" w:fill="05A44E"/>
-          </w:tcPr>
-          <w:p>
-            <w:pPr>
-              <w:spacing w:before="80" w:after="80"/>
-            </w:pPr>
-            <w:r>
-              <w:rPr>
-                <w:b/>
-                <w:color w:val="FFFFFF"/>
-                <w:sz w:val="19"/>
-              </w:rPr>
-              <w:t>Role</w:t>
-            </w:r>
-          </w:p>
-        </w:tc>
-        <w:tc>
-          <w:tcPr>
-            <w:tcW w:type="dxa" w:w="2268"/>
-            <w:shd w:val="clear" w:color="auto" w:fill="05A44E"/>
-          </w:tcPr>
-          <w:p>
-            <w:pPr>
-              <w:spacing w:before="80" w:after="80"/>
-            </w:pPr>
-            <w:r>
-              <w:rPr>
-                <w:b/>
-                <w:color w:val="FFFFFF"/>
-                <w:sz w:val="19"/>
-              </w:rPr>
-              <w:t>Signature</w:t>
-            </w:r>
-          </w:p>
-        </w:tc>
-        <w:tc>
-          <w:tcPr>
-            <w:tcW w:type="dxa" w:w="2268"/>
-            <w:shd w:val="clear" w:color="auto" w:fill="05A44E"/>
-          </w:tcPr>
-          <w:p>
-            <w:pPr>
-              <w:spacing w:before="80" w:after="80"/>
-            </w:pPr>
-            <w:r>
-              <w:rPr>
-                <w:b/>
-                <w:color w:val="FFFFFF"/>
-                <w:sz w:val="19"/>
-              </w:rPr>
-              <w:t>Date</w:t>
-            </w:r>
-          </w:p>
-        </w:tc>
-      </w:tr>
-      <w:tr>
-        <w:tc>
-          <w:tcPr>
-            <w:tcW w:type="dxa" w:w="2268"/>
-            <w:shd w:val="clear" w:color="auto" w:fill="FFFFFF"/>
-          </w:tcPr>
-          <w:p>
-            <w:pPr>
-              <w:spacing w:before="320" w:after="320"/>
-            </w:pPr>
-            <w:r>
-              <w:rPr>
-                <w:sz w:val="20"/>
-              </w:rPr>
-              <w:t>Bev Hibbert</w:t>
-            </w:r>
-          </w:p>
-        </w:tc>
-        <w:tc>
-          <w:tcPr>
-            <w:tcW w:type="dxa" w:w="2268"/>
-            <w:shd w:val="clear" w:color="auto" w:fill="FFFFFF"/>
-          </w:tcPr>
-          <w:p>
-            <w:pPr>
-              <w:spacing w:before="320" w:after="320"/>
-            </w:pPr>
-            <w:r>
-              <w:rPr>
-                <w:sz w:val="20"/>
-              </w:rPr>
-              <w:t>Founder</w:t>
-            </w:r>
-          </w:p>
-        </w:tc>
-        <w:tc>
-          <w:tcPr>
-            <w:tcW w:type="dxa" w:w="2268"/>
-            <w:shd w:val="clear" w:color="auto" w:fill="FFFFFF"/>
-          </w:tcPr>
-          <w:p>
-            <w:pPr>
-              <w:spacing w:before="320" w:after="320"/>
-            </w:pPr>
-            <w:r>
-              <w:rPr>
-                <w:sz w:val="20"/>
-              </w:rPr>
-            </w:r>
-          </w:p>
-        </w:tc>
-        <w:tc>
-          <w:tcPr>
-            <w:tcW w:type="dxa" w:w="2268"/>
-            <w:shd w:val="clear" w:color="auto" w:fill="FFFFFF"/>
-          </w:tcPr>
-          <w:p>
-            <w:pPr>
-              <w:spacing w:before="320" w:after="320"/>
-            </w:pPr>
-            <w:r>
-              <w:rPr>
-                <w:sz w:val="20"/>
-              </w:rPr>
-            </w:r>
-          </w:p>
-        </w:tc>
-      </w:tr>
-      <w:tr>
-        <w:tc>
-          <w:tcPr>
-            <w:tcW w:type="dxa" w:w="2268"/>
-            <w:shd w:val="clear" w:color="auto" w:fill="F9FAFB"/>
-          </w:tcPr>
-          <w:p>
-            <w:pPr>
-              <w:spacing w:before="320" w:after="320"/>
-            </w:pPr>
-            <w:r>
-              <w:rPr>
-                <w:sz w:val="20"/>
-              </w:rPr>
-            </w:r>
-          </w:p>
-        </w:tc>
-        <w:tc>
-          <w:tcPr>
-            <w:tcW w:type="dxa" w:w="2268"/>
-            <w:shd w:val="clear" w:color="auto" w:fill="F9FAFB"/>
-          </w:tcPr>
-          <w:p>
-            <w:pPr>
-              <w:spacing w:before="320" w:after="320"/>
-            </w:pPr>
-            <w:r>
-              <w:rPr>
-                <w:sz w:val="20"/>
-              </w:rPr>
-              <w:t>Trustee</w:t>
-            </w:r>
-          </w:p>
-        </w:tc>
-        <w:tc>
-          <w:tcPr>
-            <w:tcW w:type="dxa" w:w="2268"/>
-            <w:shd w:val="clear" w:color="auto" w:fill="F9FAFB"/>
-          </w:tcPr>
-          <w:p>
-            <w:pPr>
-              <w:spacing w:before="320" w:after="320"/>
-            </w:pPr>
-            <w:r>
-              <w:rPr>
-                <w:sz w:val="20"/>
-              </w:rPr>
-            </w:r>
-          </w:p>
-        </w:tc>
-        <w:tc>
-          <w:tcPr>
-            <w:tcW w:type="dxa" w:w="2268"/>
-            <w:shd w:val="clear" w:color="auto" w:fill="F9FAFB"/>
-          </w:tcPr>
-          <w:p>
-            <w:pPr>
-              <w:spacing w:before="320" w:after="320"/>
-            </w:pPr>
-            <w:r>
-              <w:rPr>
-                <w:sz w:val="20"/>
-              </w:rPr>
-            </w:r>
-          </w:p>
-        </w:tc>
-      </w:tr>
-      <w:tr>
-        <w:tc>
-          <w:tcPr>
-            <w:tcW w:type="dxa" w:w="2268"/>
-            <w:shd w:val="clear" w:color="auto" w:fill="FFFFFF"/>
-          </w:tcPr>
-          <w:p>
-            <w:pPr>
-              <w:spacing w:before="320" w:after="320"/>
-            </w:pPr>
-            <w:r>
-              <w:rPr>
-                <w:sz w:val="20"/>
-              </w:rPr>
-            </w:r>
-          </w:p>
-        </w:tc>
-        <w:tc>
-          <w:tcPr>
-            <w:tcW w:type="dxa" w:w="2268"/>
-            <w:shd w:val="clear" w:color="auto" w:fill="FFFFFF"/>
-          </w:tcPr>
-          <w:p>
-            <w:pPr>
-              <w:spacing w:before="320" w:after="320"/>
-            </w:pPr>
-            <w:r>
-              <w:rPr>
-                <w:sz w:val="20"/>
-              </w:rPr>
-              <w:t>Trustee</w:t>
-            </w:r>
-          </w:p>
-        </w:tc>
-        <w:tc>
-          <w:tcPr>
-            <w:tcW w:type="dxa" w:w="2268"/>
-            <w:shd w:val="clear" w:color="auto" w:fill="FFFFFF"/>
-          </w:tcPr>
-          <w:p>
-            <w:pPr>
-              <w:spacing w:before="320" w:after="320"/>
-            </w:pPr>
-            <w:r>
-              <w:rPr>
-                <w:sz w:val="20"/>
-              </w:rPr>
-            </w:r>
-          </w:p>
-        </w:tc>
-        <w:tc>
-          <w:tcPr>
-            <w:tcW w:type="dxa" w:w="2268"/>
-            <w:shd w:val="clear" w:color="auto" w:fill="FFFFFF"/>
-          </w:tcPr>
-          <w:p>
-            <w:pPr>
-              <w:spacing w:before="320" w:after="320"/>
-            </w:pPr>
-            <w:r>
-              <w:rPr>
-                <w:sz w:val="20"/>
-              </w:rPr>
-            </w:r>
-          </w:p>
-        </w:tc>
-      </w:tr>
-    </w:tbl>
-    <w:p/>
-    <w:p>
-      <w:pPr>
-        <w:spacing w:before="280" w:after="120"/>
-        <w:pBdr>
-          <w:bottom w:val="single" w:sz="6" w:space="2" w:color="C2EDD6"/>
-        </w:pBdr>
-      </w:pPr>
-      <w:r>
-        <w:rPr>
-          <w:b/>
-          <w:color w:val="FFFFFF"/>
-          <w:sz w:val="20"/>
-          <w:shd w:val="clear" w:color="auto" w:fill="05A44E"/>
-        </w:rPr>
-        <w:t xml:space="preserve"> 5 </w:t>
-      </w:r>
-      <w:r>
-        <w:t xml:space="preserve">  </w:t>
-      </w:r>
-      <w:r>
-        <w:rPr>
-          <w:b/>
-          <w:color w:val="037A3A"/>
-          <w:sz w:val="26"/>
-        </w:rPr>
-        <w:t>Version History</w:t>
-      </w:r>
-    </w:p>
-    <w:tbl>
-      <w:tblPr>
-        <w:tblStyle w:val="TableGrid"/>
-        <w:tblW w:type="auto" w:w="0"/>
-        <w:tblLook w:firstColumn="1" w:firstRow="1" w:lastColumn="0" w:lastRow="0" w:noHBand="0" w:noVBand="1" w:val="04A0"/>
-      </w:tblPr>
-      <w:tblGrid>
-        <w:gridCol w:w="2268"/>
-        <w:gridCol w:w="2268"/>
-        <w:gridCol w:w="2268"/>
-        <w:gridCol w:w="2268"/>
-      </w:tblGrid>
-      <w:tr>
-        <w:tc>
-          <w:tcPr>
-            <w:tcW w:type="dxa" w:w="2268"/>
-            <w:shd w:val="clear" w:color="auto" w:fill="111827"/>
-          </w:tcPr>
-          <w:p>
-            <w:pPr>
-              <w:spacing w:before="80" w:after="80"/>
-            </w:pPr>
-            <w:r>
-              <w:rPr>
-                <w:b/>
-                <w:color w:val="FFFFFF"/>
-                <w:sz w:val="19"/>
-              </w:rPr>
-              <w:t>Version</w:t>
-            </w:r>
-          </w:p>
-        </w:tc>
-        <w:tc>
-          <w:tcPr>
-            <w:tcW w:type="dxa" w:w="2268"/>
-            <w:shd w:val="clear" w:color="auto" w:fill="111827"/>
-          </w:tcPr>
-          <w:p>
-            <w:pPr>
-              <w:spacing w:before="80" w:after="80"/>
-            </w:pPr>
-            <w:r>
-              <w:rPr>
-                <w:b/>
-                <w:color w:val="FFFFFF"/>
-                <w:sz w:val="19"/>
-              </w:rPr>
-              <w:t>Date</w:t>
-            </w:r>
-          </w:p>
-        </w:tc>
-        <w:tc>
-          <w:tcPr>
-            <w:tcW w:type="dxa" w:w="2268"/>
-            <w:shd w:val="clear" w:color="auto" w:fill="111827"/>
-          </w:tcPr>
-          <w:p>
-            <w:pPr>
-              <w:spacing w:before="80" w:after="80"/>
-            </w:pPr>
-            <w:r>
-              <w:rPr>
-                <w:b/>
-                <w:color w:val="FFFFFF"/>
-                <w:sz w:val="19"/>
-              </w:rPr>
-              <w:t>Author</w:t>
-            </w:r>
-          </w:p>
-        </w:tc>
-        <w:tc>
-          <w:tcPr>
-            <w:tcW w:type="dxa" w:w="2268"/>
-            <w:shd w:val="clear" w:color="auto" w:fill="111827"/>
-          </w:tcPr>
-          <w:p>
-            <w:pPr>
-              <w:spacing w:before="80" w:after="80"/>
-            </w:pPr>
-            <w:r>
-              <w:rPr>
-                <w:b/>
-                <w:color w:val="FFFFFF"/>
-                <w:sz w:val="19"/>
-              </w:rPr>
-              <w:t>Changes</w:t>
-            </w:r>
-          </w:p>
-        </w:tc>
-      </w:tr>
-      <w:tr>
-        <w:tc>
-          <w:tcPr>
-            <w:tcW w:type="dxa" w:w="2268"/>
-            <w:shd w:val="clear" w:color="auto" w:fill="FFFFFF"/>
-          </w:tcPr>
-          <w:p>
-            <w:pPr>
-              <w:spacing w:before="60" w:after="60"/>
-            </w:pPr>
-            <w:r>
-              <w:rPr>
-                <w:sz w:val="20"/>
-              </w:rPr>
-              <w:t>1.0</w:t>
-            </w:r>
-          </w:p>
-        </w:tc>
-        <w:tc>
-          <w:tcPr>
-            <w:tcW w:type="dxa" w:w="2268"/>
-            <w:shd w:val="clear" w:color="auto" w:fill="FFFFFF"/>
-          </w:tcPr>
-          <w:p>
-            <w:pPr>
-              <w:spacing w:before="60" w:after="60"/>
-            </w:pPr>
-            <w:r>
-              <w:rPr>
-                <w:sz w:val="20"/>
-              </w:rPr>
-              <w:t>[DD Month YYYY]</w:t>
-            </w:r>
-          </w:p>
-        </w:tc>
-        <w:tc>
-          <w:tcPr>
-            <w:tcW w:type="dxa" w:w="2268"/>
-            <w:shd w:val="clear" w:color="auto" w:fill="FFFFFF"/>
-          </w:tcPr>
-          <w:p>
-            <w:pPr>
-              <w:spacing w:before="60" w:after="60"/>
-            </w:pPr>
-            <w:r>
-              <w:rPr>
-                <w:sz w:val="20"/>
-              </w:rPr>
-              <w:t>Trustees</w:t>
-            </w:r>
-          </w:p>
-        </w:tc>
-        <w:tc>
-          <w:tcPr>
-            <w:tcW w:type="dxa" w:w="2268"/>
-            <w:shd w:val="clear" w:color="auto" w:fill="FFFFFF"/>
-          </w:tcPr>
-          <w:p>
-            <w:pPr>
-              <w:spacing w:before="60" w:after="60"/>
-            </w:pPr>
-            <w:r>
-              <w:rPr>
-                <w:sz w:val="20"/>
-              </w:rPr>
-              <w:t>Initial version</w:t>
-            </w:r>
-          </w:p>
-        </w:tc>
-      </w:tr>
-      <w:tr>
-        <w:tc>
-          <w:tcPr>
-            <w:tcW w:type="dxa" w:w="2268"/>
-            <w:shd w:val="clear" w:color="auto" w:fill="F9FAFB"/>
-          </w:tcPr>
-          <w:p>
-            <w:pPr>
-              <w:spacing w:before="60" w:after="60"/>
-            </w:pPr>
-            <w:r>
-              <w:rPr>
-                <w:sz w:val="20"/>
-              </w:rPr>
-            </w:r>
-          </w:p>
-        </w:tc>
-        <w:tc>
-          <w:tcPr>
-            <w:tcW w:type="dxa" w:w="2268"/>
-            <w:shd w:val="clear" w:color="auto" w:fill="F9FAFB"/>
-          </w:tcPr>
-          <w:p>
-            <w:pPr>
-              <w:spacing w:before="60" w:after="60"/>
-            </w:pPr>
-            <w:r>
-              <w:rPr>
-                <w:sz w:val="20"/>
-              </w:rPr>
-            </w:r>
-          </w:p>
-        </w:tc>
-        <w:tc>
-          <w:tcPr>
-            <w:tcW w:type="dxa" w:w="2268"/>
-            <w:shd w:val="clear" w:color="auto" w:fill="F9FAFB"/>
-          </w:tcPr>
-          <w:p>
-            <w:pPr>
-              <w:spacing w:before="60" w:after="60"/>
-            </w:pPr>
-            <w:r>
-              <w:rPr>
-                <w:sz w:val="20"/>
-              </w:rPr>
-            </w:r>
-          </w:p>
-        </w:tc>
-        <w:tc>
-          <w:tcPr>
-            <w:tcW w:type="dxa" w:w="2268"/>
-            <w:shd w:val="clear" w:color="auto" w:fill="F9FAFB"/>
-          </w:tcPr>
-          <w:p>
-            <w:pPr>
-              <w:spacing w:before="60" w:after="60"/>
-            </w:pPr>
-            <w:r>
-              <w:rPr>
-                <w:sz w:val="20"/>
-              </w:rPr>
-            </w:r>
-          </w:p>
-        </w:tc>
-      </w:tr>
-    </w:tbl>
     <w:sectPr>
-      <w:headerReference w:type="default" r:id="rId9"/>
-      <w:footerReference w:type="default" r:id="rId10"/>
-      <w:pgSz w:w="11906" w:h="16838"/>
-      <w:pgMar w:top="1247" w:right="1417" w:bottom="1134" w:left="1417" w:header="720" w:footer="720" w:gutter="0"/>
+      <w:pgSz w:w="12240" w:h="15840"/>
+      <w:pgMar w:top="1440" w:right="1800" w:bottom="1440" w:left="1800" w:header="720" w:footer="720" w:gutter="0"/>
       <w:cols w:space="720"/>
       <w:docGrid w:linePitch="360"/>
     </w:sectPr>
   </w:body>
 </w:document>
-</file>
-
-<file path=word/footer1.xml><?xml version="1.0" encoding="utf-8"?>
-<w:ftr xmlns:m="http://schemas.openxmlformats.org/officeDocument/2006/math" xmlns:mc="http://schemas.openxmlformats.org/markup-compatibility/2006" xmlns:mo="http://schemas.microsoft.com/office/mac/office/2008/main" xmlns:mv="urn:schemas-microsoft-com:mac:vml" xmlns:o="urn:schemas-microsoft-com:office:office" xmlns:r="http://schemas.openxmlformats.org/officeDocument/2006/relationships" xmlns:v="urn:schemas-microsoft-com:vml" xmlns:w10="urn:schemas-microsoft-com:office:word" xmlns:w14="http://schemas.microsoft.com/office/word/2010/wordml" xmlns:w="http://schemas.openxmlformats.org/wordprocessingml/2006/main" xmlns:wne="http://schemas.microsoft.com/office/word/2006/wordml" xmlns:wp14="http://schemas.microsoft.com/office/word/2010/wordprocessingDrawing" xmlns:wp="http://schemas.openxmlformats.org/drawingml/2006/wordprocessingDrawing" xmlns:wpc="http://schemas.microsoft.com/office/word/2010/wordprocessingCanvas" xmlns:wpg="http://schemas.microsoft.com/office/word/2010/wordprocessingGroup" xmlns:wpi="http://schemas.microsoft.com/office/word/2010/wordprocessingInk" xmlns:wps="http://schemas.microsoft.com/office/word/2010/wordprocessingShape" mc:Ignorable="w14 wp14">
-  <w:p>
-    <w:pPr>
-      <w:pStyle w:val="Footer"/>
-    </w:pPr>
-  </w:p>
-  <w:tbl>
-    <w:tblPr>
-      <w:tblW w:type="auto" w:w="0"/>
-      <w:jc w:val="left"/>
-      <w:tblLook w:firstColumn="1" w:firstRow="1" w:lastColumn="0" w:lastRow="0" w:noHBand="0" w:noVBand="1" w:val="04A0"/>
-      <w:tblBorders>
-        <w:top w:val="none"/>
-        <w:left w:val="none"/>
-        <w:bottom w:val="none"/>
-        <w:right w:val="none"/>
-        <w:insideH w:val="none"/>
-        <w:insideV w:val="none"/>
-      </w:tblBorders>
-    </w:tblPr>
-    <w:tblGrid>
-      <w:gridCol w:w="4535"/>
-      <w:gridCol w:w="4535"/>
-    </w:tblGrid>
-    <w:tr>
-      <w:tc>
-        <w:tcPr>
-          <w:tcW w:type="dxa" w:w="5669"/>
-          <w:shd w:val="clear" w:color="auto" w:fill="111827"/>
-        </w:tcPr>
-        <w:p>
-          <w:pPr>
-            <w:spacing w:before="80" w:after="80"/>
-          </w:pPr>
-          <w:r>
-            <w:rPr>
-              <w:color w:val="FFFFFF"/>
-              <w:sz w:val="16"/>
-            </w:rPr>
-            <w:t>Forgotten Felines Cat Rescue — Charity No. 1181190</w:t>
-          </w:r>
-        </w:p>
-      </w:tc>
-      <w:tc>
-        <w:tcPr>
-          <w:tcW w:type="dxa" w:w="3402"/>
-          <w:shd w:val="clear" w:color="auto" w:fill="111827"/>
-        </w:tcPr>
-        <w:p>
-          <w:pPr>
-            <w:spacing w:before="80" w:after="80"/>
-            <w:jc w:val="right"/>
-          </w:pPr>
-          <w:r>
-            <w:rPr>
-              <w:color w:val="FFFFFF"/>
-              <w:sz w:val="16"/>
-            </w:rPr>
-            <w:t>Cat Relinquishment Policy  |  v1.0</w:t>
-          </w:r>
-        </w:p>
-      </w:tc>
-    </w:tr>
-  </w:tbl>
-</w:ftr>
-</file>
-
-<file path=word/header1.xml><?xml version="1.0" encoding="utf-8"?>
-<w:hdr xmlns:m="http://schemas.openxmlformats.org/officeDocument/2006/math" xmlns:mc="http://schemas.openxmlformats.org/markup-compatibility/2006" xmlns:mo="http://schemas.microsoft.com/office/mac/office/2008/main" xmlns:mv="urn:schemas-microsoft-com:mac:vml" xmlns:o="urn:schemas-microsoft-com:office:office" xmlns:r="http://schemas.openxmlformats.org/officeDocument/2006/relationships" xmlns:v="urn:schemas-microsoft-com:vml" xmlns:w10="urn:schemas-microsoft-com:office:word" xmlns:w14="http://schemas.microsoft.com/office/word/2010/wordml" xmlns:w="http://schemas.openxmlformats.org/wordprocessingml/2006/main" xmlns:wne="http://schemas.microsoft.com/office/word/2006/wordml" xmlns:wp14="http://schemas.microsoft.com/office/word/2010/wordprocessingDrawing" xmlns:wp="http://schemas.openxmlformats.org/drawingml/2006/wordprocessingDrawing" xmlns:wpc="http://schemas.microsoft.com/office/word/2010/wordprocessingCanvas" xmlns:wpg="http://schemas.microsoft.com/office/word/2010/wordprocessingGroup" xmlns:wpi="http://schemas.microsoft.com/office/word/2010/wordprocessingInk" xmlns:wps="http://schemas.microsoft.com/office/word/2010/wordprocessingShape" mc:Ignorable="w14 wp14">
-  <w:p>
-    <w:pPr>
-      <w:pStyle w:val="Header"/>
-    </w:pPr>
-  </w:p>
-  <w:tbl>
-    <w:tblPr>
-      <w:tblW w:type="auto" w:w="0"/>
-      <w:jc w:val="left"/>
-      <w:tblLook w:firstColumn="1" w:firstRow="1" w:lastColumn="0" w:lastRow="0" w:noHBand="0" w:noVBand="1" w:val="04A0"/>
-      <w:tblBorders>
-        <w:top w:val="none"/>
-        <w:left w:val="none"/>
-        <w:bottom w:val="none"/>
-        <w:right w:val="none"/>
-        <w:insideH w:val="none"/>
-        <w:insideV w:val="none"/>
-      </w:tblBorders>
-    </w:tblPr>
-    <w:tblGrid>
-      <w:gridCol w:w="4535"/>
-      <w:gridCol w:w="4535"/>
-    </w:tblGrid>
-    <w:tr>
-      <w:tc>
-        <w:tcPr>
-          <w:tcW w:type="dxa" w:w="4535"/>
-        </w:tcPr>
-        <w:p>
-          <w:r>
-            <w:drawing>
-              <wp:inline xmlns:a="http://schemas.openxmlformats.org/drawingml/2006/main" xmlns:pic="http://schemas.openxmlformats.org/drawingml/2006/picture">
-                <wp:extent cx="1208869" cy="576000"/>
-                <wp:docPr id="1" name="Picture 1"/>
-                <wp:cNvGraphicFramePr>
-                  <a:graphicFrameLocks noChangeAspect="1"/>
-                </wp:cNvGraphicFramePr>
-                <a:graphic>
-                  <a:graphicData uri="http://schemas.openxmlformats.org/drawingml/2006/picture">
-                    <pic:pic>
-                      <pic:nvPicPr>
-                        <pic:cNvPr id="0" name="logo.png"/>
-                        <pic:cNvPicPr/>
-                      </pic:nvPicPr>
-                      <pic:blipFill>
-                        <a:blip r:embed="rId1"/>
-                        <a:stretch>
-                          <a:fillRect/>
-                        </a:stretch>
-                      </pic:blipFill>
-                      <pic:spPr>
-                        <a:xfrm>
-                          <a:off x="0" y="0"/>
-                          <a:ext cx="1208869" cy="576000"/>
-                        </a:xfrm>
-                        <a:prstGeom prst="rect"/>
-                      </pic:spPr>
-                    </pic:pic>
-                  </a:graphicData>
-                </a:graphic>
-              </wp:inline>
-            </w:drawing>
-          </w:r>
-        </w:p>
-      </w:tc>
-      <w:tc>
-        <w:tcPr>
-          <w:tcW w:type="dxa" w:w="4535"/>
-        </w:tcPr>
-        <w:p>
-          <w:pPr>
-            <w:spacing w:before="0" w:after="20"/>
-            <w:jc w:val="right"/>
-          </w:pPr>
-          <w:r>
-            <w:rPr>
-              <w:b/>
-              <w:color w:val="111827"/>
-              <w:sz w:val="17"/>
-            </w:rPr>
-            <w:t>Forgotten Felines Cat Rescue</w:t>
-          </w:r>
-        </w:p>
-        <w:p>
-          <w:pPr>
-            <w:spacing w:before="0" w:after="20"/>
-            <w:jc w:val="right"/>
-          </w:pPr>
-          <w:r>
-            <w:rPr>
-              <w:color w:val="111827"/>
-              <w:sz w:val="17"/>
-            </w:rPr>
-            <w:t>Registered Charity No. 1181190</w:t>
-          </w:r>
-        </w:p>
-        <w:p>
-          <w:pPr>
-            <w:spacing w:before="0" w:after="20"/>
-            <w:jc w:val="right"/>
-          </w:pPr>
-          <w:r>
-            <w:rPr>
-              <w:color w:val="111827"/>
-              <w:sz w:val="17"/>
-            </w:rPr>
-            <w:t>forgottenfelineswales.org</w:t>
-          </w:r>
-        </w:p>
-      </w:tc>
-    </w:tr>
-  </w:tbl>
-  <w:p>
-    <w:pPr>
-      <w:spacing w:before="80" w:after="0"/>
-      <w:pBdr>
-        <w:bottom w:val="single" w:sz="18" w:space="1" w:color="05A44E"/>
-      </w:pBdr>
-    </w:pPr>
-  </w:p>
-</w:hdr>
 </file>
 
 <file path=word/numbering.xml><?xml version="1.0" encoding="utf-8"?>
@@ -1808,7 +1040,6 @@
     <w:rsid w:val="00FC693F"/>
     <w:rPr>
       <w:rFonts w:ascii="Calibri" w:hAnsi="Calibri"/>
-      <w:color w:val="111827"/>
       <w:sz w:val="22"/>
     </w:rPr>
   </w:style>

--- a/docs/forgotten-felines/published-policies/cat-relinquishment-policy.docx
+++ b/docs/forgotten-felines/published-policies/cat-relinquishment-policy.docx
@@ -255,7 +255,7 @@
     </w:p>
     <w:p>
       <w:r>
-        <w:t>If a cat is surrendered to Forgotten Felines, the relevant surrender form passing ownership to Forgotten Felines must be completed by the current owner. The form must be passed to a Trustee and retained in line with the Data Retention Policy.</w:t>
+        <w:t>If a cat is surrendered to Forgotten Felines, the relevant surrender form passing ownership to Forgotten Felines must be completed by the current owner. The form must be passed to a Trustee and retained in line with the Data Retention Policy and added to the Cat file.</w:t>
       </w:r>
     </w:p>
     <w:p>
@@ -276,12 +276,12 @@
         <w:pStyle w:val="Heading2"/>
       </w:pPr>
       <w:r>
-        <w:t>4. Feral Cats (Standards 49, 50)</w:t>
+        <w:t>4. Timid Cats (Standards 49, 50)</w:t>
       </w:r>
     </w:p>
     <w:p>
       <w:r>
-        <w:t>Adult feral cats are not suitable as companion animals and Forgotten Felines does not attempt to socialise them.</w:t>
+        <w:t>Adult timid cats are not suitable as companion animals and Forgotten Felines does not attempt to socialise them.</w:t>
       </w:r>
     </w:p>
     <w:p>
@@ -400,13 +400,13 @@
         <w:tblLook w:firstColumn="1" w:firstRow="1" w:lastColumn="0" w:lastRow="0" w:noHBand="0" w:noVBand="1" w:val="04A0"/>
       </w:tblPr>
       <w:tblGrid>
-        <w:gridCol w:w="4320"/>
-        <w:gridCol w:w="4320"/>
+        <w:gridCol w:w="4536"/>
+        <w:gridCol w:w="4536"/>
       </w:tblGrid>
       <w:tr>
         <w:tc>
           <w:tcPr>
-            <w:tcW w:type="dxa" w:w="4320"/>
+            <w:tcW w:type="dxa" w:w="4536"/>
           </w:tcPr>
           <w:p>
             <w:r>
@@ -424,7 +424,7 @@
         </w:tc>
         <w:tc>
           <w:tcPr>
-            <w:tcW w:type="dxa" w:w="4320"/>
+            <w:tcW w:type="dxa" w:w="4536"/>
           </w:tcPr>
           <w:p>
             <w:r>
@@ -444,7 +444,7 @@
       <w:tr>
         <w:tc>
           <w:tcPr>
-            <w:tcW w:type="dxa" w:w="4320"/>
+            <w:tcW w:type="dxa" w:w="4536"/>
           </w:tcPr>
           <w:p>
             <w:r/>
@@ -458,7 +458,7 @@
         </w:tc>
         <w:tc>
           <w:tcPr>
-            <w:tcW w:type="dxa" w:w="4320"/>
+            <w:tcW w:type="dxa" w:w="4536"/>
           </w:tcPr>
           <w:p>
             <w:r/>
@@ -471,7 +471,7 @@
       <w:tr>
         <w:tc>
           <w:tcPr>
-            <w:tcW w:type="dxa" w:w="4320"/>
+            <w:tcW w:type="dxa" w:w="4536"/>
           </w:tcPr>
           <w:p>
             <w:r/>
@@ -485,7 +485,7 @@
         </w:tc>
         <w:tc>
           <w:tcPr>
-            <w:tcW w:type="dxa" w:w="4320"/>
+            <w:tcW w:type="dxa" w:w="4536"/>
           </w:tcPr>
           <w:p>
             <w:r/>
@@ -498,7 +498,7 @@
       <w:tr>
         <w:tc>
           <w:tcPr>
-            <w:tcW w:type="dxa" w:w="4320"/>
+            <w:tcW w:type="dxa" w:w="4536"/>
           </w:tcPr>
           <w:p>
             <w:r/>
@@ -512,7 +512,7 @@
         </w:tc>
         <w:tc>
           <w:tcPr>
-            <w:tcW w:type="dxa" w:w="4320"/>
+            <w:tcW w:type="dxa" w:w="4536"/>
           </w:tcPr>
           <w:p>
             <w:r/>
@@ -525,7 +525,7 @@
       <w:tr>
         <w:tc>
           <w:tcPr>
-            <w:tcW w:type="dxa" w:w="4320"/>
+            <w:tcW w:type="dxa" w:w="4536"/>
           </w:tcPr>
           <w:p>
             <w:r/>
@@ -539,7 +539,7 @@
         </w:tc>
         <w:tc>
           <w:tcPr>
-            <w:tcW w:type="dxa" w:w="4320"/>
+            <w:tcW w:type="dxa" w:w="4536"/>
           </w:tcPr>
           <w:p>
             <w:r/>
@@ -552,7 +552,7 @@
       <w:tr>
         <w:tc>
           <w:tcPr>
-            <w:tcW w:type="dxa" w:w="4320"/>
+            <w:tcW w:type="dxa" w:w="4536"/>
           </w:tcPr>
           <w:p>
             <w:r/>
@@ -566,7 +566,7 @@
         </w:tc>
         <w:tc>
           <w:tcPr>
-            <w:tcW w:type="dxa" w:w="4320"/>
+            <w:tcW w:type="dxa" w:w="4536"/>
           </w:tcPr>
           <w:p>
             <w:r/>
@@ -666,13 +666,208 @@
       </w:r>
     </w:p>
     <w:sectPr>
-      <w:pgSz w:w="12240" w:h="15840"/>
-      <w:pgMar w:top="1440" w:right="1800" w:bottom="1440" w:left="1800" w:header="720" w:footer="720" w:gutter="0"/>
+      <w:headerReference w:type="default" r:id="rId9"/>
+      <w:footerReference w:type="default" r:id="rId10"/>
+      <w:pgSz w:w="11906" w:h="16838"/>
+      <w:pgMar w:top="1247" w:right="1417" w:bottom="1134" w:left="1417" w:header="720" w:footer="720" w:gutter="0"/>
       <w:cols w:space="720"/>
       <w:docGrid w:linePitch="360"/>
     </w:sectPr>
   </w:body>
 </w:document>
+</file>
+
+<file path=word/footer1.xml><?xml version="1.0" encoding="utf-8"?>
+<w:ftr xmlns:m="http://schemas.openxmlformats.org/officeDocument/2006/math" xmlns:mc="http://schemas.openxmlformats.org/markup-compatibility/2006" xmlns:mo="http://schemas.microsoft.com/office/mac/office/2008/main" xmlns:mv="urn:schemas-microsoft-com:mac:vml" xmlns:o="urn:schemas-microsoft-com:office:office" xmlns:r="http://schemas.openxmlformats.org/officeDocument/2006/relationships" xmlns:v="urn:schemas-microsoft-com:vml" xmlns:w10="urn:schemas-microsoft-com:office:word" xmlns:w14="http://schemas.microsoft.com/office/word/2010/wordml" xmlns:w="http://schemas.openxmlformats.org/wordprocessingml/2006/main" xmlns:wne="http://schemas.microsoft.com/office/word/2006/wordml" xmlns:wp14="http://schemas.microsoft.com/office/word/2010/wordprocessingDrawing" xmlns:wp="http://schemas.openxmlformats.org/drawingml/2006/wordprocessingDrawing" xmlns:wpc="http://schemas.microsoft.com/office/word/2010/wordprocessingCanvas" xmlns:wpg="http://schemas.microsoft.com/office/word/2010/wordprocessingGroup" xmlns:wpi="http://schemas.microsoft.com/office/word/2010/wordprocessingInk" xmlns:wps="http://schemas.microsoft.com/office/word/2010/wordprocessingShape" mc:Ignorable="w14 wp14">
+  <w:p>
+    <w:pPr>
+      <w:pStyle w:val="Footer"/>
+    </w:pPr>
+  </w:p>
+  <w:tbl>
+    <w:tblPr>
+      <w:tblW w:type="auto" w:w="0"/>
+      <w:jc w:val="left"/>
+      <w:tblLook w:firstColumn="1" w:firstRow="1" w:lastColumn="0" w:lastRow="0" w:noHBand="0" w:noVBand="1" w:val="04A0"/>
+      <w:tblBorders>
+        <w:top w:val="none"/>
+        <w:left w:val="none"/>
+        <w:bottom w:val="none"/>
+        <w:right w:val="none"/>
+        <w:insideH w:val="none"/>
+        <w:insideV w:val="none"/>
+      </w:tblBorders>
+    </w:tblPr>
+    <w:tblGrid>
+      <w:gridCol w:w="4535"/>
+      <w:gridCol w:w="4535"/>
+    </w:tblGrid>
+    <w:tr>
+      <w:tc>
+        <w:tcPr>
+          <w:tcW w:type="dxa" w:w="5669"/>
+          <w:shd w:val="clear" w:color="auto" w:fill="111827"/>
+        </w:tcPr>
+        <w:p>
+          <w:pPr>
+            <w:spacing w:before="80" w:after="80"/>
+          </w:pPr>
+          <w:r>
+            <w:rPr>
+              <w:color w:val="FFFFFF"/>
+              <w:sz w:val="16"/>
+            </w:rPr>
+            <w:t>Forgotten Felines Cat Rescue — Charity No. 1181190</w:t>
+          </w:r>
+        </w:p>
+      </w:tc>
+      <w:tc>
+        <w:tcPr>
+          <w:tcW w:type="dxa" w:w="3402"/>
+          <w:shd w:val="clear" w:color="auto" w:fill="111827"/>
+        </w:tcPr>
+        <w:p>
+          <w:pPr>
+            <w:spacing w:before="80" w:after="80"/>
+            <w:jc w:val="right"/>
+          </w:pPr>
+          <w:r>
+            <w:rPr>
+              <w:color w:val="FFFFFF"/>
+              <w:sz w:val="16"/>
+            </w:rPr>
+            <w:t>[Policy Title]  |  v[1.0]</w:t>
+          </w:r>
+        </w:p>
+      </w:tc>
+    </w:tr>
+  </w:tbl>
+</w:ftr>
+</file>
+
+<file path=word/header1.xml><?xml version="1.0" encoding="utf-8"?>
+<w:hdr xmlns:m="http://schemas.openxmlformats.org/officeDocument/2006/math" xmlns:mc="http://schemas.openxmlformats.org/markup-compatibility/2006" xmlns:mo="http://schemas.microsoft.com/office/mac/office/2008/main" xmlns:mv="urn:schemas-microsoft-com:mac:vml" xmlns:o="urn:schemas-microsoft-com:office:office" xmlns:r="http://schemas.openxmlformats.org/officeDocument/2006/relationships" xmlns:v="urn:schemas-microsoft-com:vml" xmlns:w10="urn:schemas-microsoft-com:office:word" xmlns:w14="http://schemas.microsoft.com/office/word/2010/wordml" xmlns:w="http://schemas.openxmlformats.org/wordprocessingml/2006/main" xmlns:wne="http://schemas.microsoft.com/office/word/2006/wordml" xmlns:wp14="http://schemas.microsoft.com/office/word/2010/wordprocessingDrawing" xmlns:wp="http://schemas.openxmlformats.org/drawingml/2006/wordprocessingDrawing" xmlns:wpc="http://schemas.microsoft.com/office/word/2010/wordprocessingCanvas" xmlns:wpg="http://schemas.microsoft.com/office/word/2010/wordprocessingGroup" xmlns:wpi="http://schemas.microsoft.com/office/word/2010/wordprocessingInk" xmlns:wps="http://schemas.microsoft.com/office/word/2010/wordprocessingShape" mc:Ignorable="w14 wp14">
+  <w:p>
+    <w:pPr>
+      <w:pStyle w:val="Header"/>
+    </w:pPr>
+  </w:p>
+  <w:tbl>
+    <w:tblPr>
+      <w:tblW w:type="auto" w:w="0"/>
+      <w:jc w:val="left"/>
+      <w:tblLook w:firstColumn="1" w:firstRow="1" w:lastColumn="0" w:lastRow="0" w:noHBand="0" w:noVBand="1" w:val="04A0"/>
+      <w:tblBorders>
+        <w:top w:val="none"/>
+        <w:left w:val="none"/>
+        <w:bottom w:val="none"/>
+        <w:right w:val="none"/>
+        <w:insideH w:val="none"/>
+        <w:insideV w:val="none"/>
+      </w:tblBorders>
+    </w:tblPr>
+    <w:tblGrid>
+      <w:gridCol w:w="4535"/>
+      <w:gridCol w:w="4535"/>
+    </w:tblGrid>
+    <w:tr>
+      <w:tc>
+        <w:tcPr>
+          <w:tcW w:type="dxa" w:w="4535"/>
+        </w:tcPr>
+        <w:p>
+          <w:r>
+            <w:drawing>
+              <wp:inline xmlns:a="http://schemas.openxmlformats.org/drawingml/2006/main" xmlns:pic="http://schemas.openxmlformats.org/drawingml/2006/picture">
+                <wp:extent cx="1208869" cy="576000"/>
+                <wp:docPr id="1" name="Picture 1"/>
+                <wp:cNvGraphicFramePr>
+                  <a:graphicFrameLocks noChangeAspect="1"/>
+                </wp:cNvGraphicFramePr>
+                <a:graphic>
+                  <a:graphicData uri="http://schemas.openxmlformats.org/drawingml/2006/picture">
+                    <pic:pic>
+                      <pic:nvPicPr>
+                        <pic:cNvPr id="0" name="logo.png"/>
+                        <pic:cNvPicPr/>
+                      </pic:nvPicPr>
+                      <pic:blipFill>
+                        <a:blip r:embed="rId1"/>
+                        <a:stretch>
+                          <a:fillRect/>
+                        </a:stretch>
+                      </pic:blipFill>
+                      <pic:spPr>
+                        <a:xfrm>
+                          <a:off x="0" y="0"/>
+                          <a:ext cx="1208869" cy="576000"/>
+                        </a:xfrm>
+                        <a:prstGeom prst="rect"/>
+                      </pic:spPr>
+                    </pic:pic>
+                  </a:graphicData>
+                </a:graphic>
+              </wp:inline>
+            </w:drawing>
+          </w:r>
+        </w:p>
+      </w:tc>
+      <w:tc>
+        <w:tcPr>
+          <w:tcW w:type="dxa" w:w="4535"/>
+        </w:tcPr>
+        <w:p>
+          <w:pPr>
+            <w:spacing w:before="0" w:after="20"/>
+            <w:jc w:val="right"/>
+          </w:pPr>
+          <w:r>
+            <w:rPr>
+              <w:b/>
+              <w:color w:val="111827"/>
+              <w:sz w:val="17"/>
+            </w:rPr>
+            <w:t>Forgotten Felines Cat Rescue</w:t>
+          </w:r>
+        </w:p>
+        <w:p>
+          <w:pPr>
+            <w:spacing w:before="0" w:after="20"/>
+            <w:jc w:val="right"/>
+          </w:pPr>
+          <w:r>
+            <w:rPr>
+              <w:color w:val="111827"/>
+              <w:sz w:val="17"/>
+            </w:rPr>
+            <w:t>Registered Charity No. 1181190</w:t>
+          </w:r>
+        </w:p>
+        <w:p>
+          <w:pPr>
+            <w:spacing w:before="0" w:after="20"/>
+            <w:jc w:val="right"/>
+          </w:pPr>
+          <w:r>
+            <w:rPr>
+              <w:color w:val="111827"/>
+              <w:sz w:val="17"/>
+            </w:rPr>
+            <w:t>forgottenfelineswales.org</w:t>
+          </w:r>
+        </w:p>
+      </w:tc>
+    </w:tr>
+  </w:tbl>
+  <w:p>
+    <w:pPr>
+      <w:spacing w:before="80" w:after="0"/>
+      <w:pBdr>
+        <w:bottom w:val="single" w:sz="18" w:space="1" w:color="05A44E"/>
+      </w:pBdr>
+    </w:pPr>
+  </w:p>
+</w:hdr>
 </file>
 
 <file path=word/numbering.xml><?xml version="1.0" encoding="utf-8"?>
@@ -1040,6 +1235,7 @@
     <w:rsid w:val="00FC693F"/>
     <w:rPr>
       <w:rFonts w:ascii="Calibri" w:hAnsi="Calibri"/>
+      <w:color w:val="111827"/>
       <w:sz w:val="22"/>
     </w:rPr>
   </w:style>
